--- a/docs/strategy/business/master-business-document-v4.docx
+++ b/docs/strategy/business/master-business-document-v4.docx
@@ -41,7 +41,7 @@
           <w:sz w:val="26"/>
           <w:szCs w:val="26"/>
         </w:rPr>
-        <w:t xml:space="preserve">Big Zayka Ayeega Maza</w:t>
+        <w:t xml:space="preserve">Bada Zayka Ayega Maza</w:t>
       </w:r>
     </w:p>
     <w:p>
@@ -375,7 +375,7 @@
           <w:sz w:val="21"/>
           <w:szCs w:val="21"/>
         </w:rPr>
-        <w:t xml:space="preserve">goZaika is India’s first premium-access mystery meal-drop platform — a curated marketplace connecting mid-to-high-end restaurants with aspiring, budget-conscious consumers through limited, surprise to-go BAM Bags (Big Zayka Ayeega Maza). Inspired by the Nordstrom Rack controlled-access model, goZaika is a brand-safe customer-acquisition channel for premium restaurants and a discovery-and-adventure layer for diners — with a CRM and conversion-data flywheel underneath.</w:t>
+        <w:t xml:space="preserve">goZaika is India’s first premium-access chef’s-thali meal-drop platform — a curated marketplace connecting mid-to-high-end restaurants with aspiring, budget-conscious consumers through limited, surprise to-go BAM Bags (Bada Zayka Ayega Maza). Inspired by the Nordstrom Rack controlled-access model, goZaika is a brand-safe customer-acquisition channel for premium restaurants and a discovery-and-adventure layer for diners — with a CRM and conversion-data flywheel underneath.</w:t>
       </w:r>
     </w:p>
     <w:p>
@@ -1424,7 +1424,7 @@
                 <w:sz w:val="19"/>
                 <w:szCs w:val="19"/>
               </w:rPr>
-              <w:t xml:space="preserve">A limited, curated mystery drop — Chef’s Selection</w:t>
+              <w:t xml:space="preserve">A limited, curated surprise drop — Chef’s Selection</w:t>
             </w:r>
           </w:p>
         </w:tc>
@@ -8129,7 +8129,7 @@
                 <w:sz w:val="19"/>
                 <w:szCs w:val="19"/>
               </w:rPr>
-              <w:t xml:space="preserve">BAM Bag (Big Zayka Ayeega Maza)</w:t>
+              <w:t xml:space="preserve">BAM Bag (Bada Zayka Ayega Maza)</w:t>
             </w:r>
           </w:p>
         </w:tc>
@@ -8407,7 +8407,7 @@
         <w:spacing w:after="120" w:before="260"/>
       </w:pPr>
       <w:r>
-        <w:t xml:space="preserve">6.2 Naming note: “Chef’s Tasting” vs “sample bag”</w:t>
+        <w:t xml:space="preserve">6.2 Naming note: “chef’s thali” (composition) vs “sample bag”</w:t>
       </w:r>
     </w:p>
     <w:p>
@@ -8420,7 +8420,7 @@
           <w:sz w:val="21"/>
           <w:szCs w:val="21"/>
         </w:rPr>
-        <w:t xml:space="preserve">If a more descriptive unit name is ever wanted, “Chef’s Tasting” beats “sample bag”: it connotes premium (not free), it centres the customer (you taste), it still gives restaurants the showcase narrative, and it tolerates a real price naturally. “Sample” culturally means free — every reference point (cafés, Costco) is zero-cost trial — so a paid “sample” fights itself. BAM Bag remains the primary mechanic name; “Chef’s Selection / Chef’s Tasting” is the premium descriptor. “Sample / sampling” stays internal-only.</w:t>
+        <w:t xml:space="preserve">The composition descriptor is the chef’s thali — the culturally-native metaphor for a generous plate of small, varied portions, impossible to read as “surplus.” It reinforces the mechanic (the “how” a BAM Bag is composed); it is not the primary name. BAM Bag remains the primary mechanic name; “chef’s thali” (and “Chef’s Selection”) is the premium descriptor — the earlier “Chef’s Tasting / flight” wording is retired. “Sample” stays banned in consumer copy: it culturally means free — every reference point (cafés, Costco) is zero-cost trial — so a paid “sample” fights itself. Likewise retire “mystery = you can’t choose” in favour of curated variety and discovery (keep the surprise). Never promise a dish or serving count — signal a generous spread.</w:t>
       </w:r>
     </w:p>
     <w:p>
@@ -9394,7 +9394,7 @@
                 <w:sz w:val="19"/>
                 <w:szCs w:val="19"/>
               </w:rPr>
-              <w:t xml:space="preserve">Discovery + mystery; current site hero</w:t>
+              <w:t xml:space="preserve">Discovery + surprise; site hero</w:t>
             </w:r>
           </w:p>
         </w:tc>
@@ -10230,7 +10230,7 @@
                 <w:sz w:val="19"/>
                 <w:szCs w:val="19"/>
               </w:rPr>
-              <w:t xml:space="preserve">Discover / Chef’s Selection / Chef’s Tasting</w:t>
+              <w:t xml:space="preserve">Discover / chef’s thali / Chef’s Selection</w:t>
             </w:r>
           </w:p>
         </w:tc>
@@ -10787,7 +10787,7 @@
                 <w:sz w:val="19"/>
                 <w:szCs w:val="19"/>
               </w:rPr>
-              <w:t xml:space="preserve">Categories disclosed even for mystery bags</w:t>
+              <w:t xml:space="preserve">Categories disclosed even for surprise bags</w:t>
             </w:r>
           </w:p>
         </w:tc>
@@ -14712,7 +14712,7 @@
                 <w:sz w:val="19"/>
                 <w:szCs w:val="19"/>
               </w:rPr>
-              <w:t xml:space="preserve">Mystery pickup-only BAM Bags from premium kitchens, ₹149–599, limited daily drops via goZaika.</w:t>
+              <w:t xml:space="preserve">Chef’s-thali pickup-only BAM Bags from premium kitchens, ₹149–599, limited daily drops via goZaika.</w:t>
             </w:r>
           </w:p>
         </w:tc>
